--- a/关于中老年人智能手机使用的智能助手软件需求构思及描述.docx
+++ b/关于中老年人智能手机使用的智能助手软件需求构思及描述.docx
@@ -301,22 +301,22 @@
           <w:kern w:val="0"/>
           <w:szCs w:val="24"/>
         </w:rPr>
-        <w:t>本软件依托</w:t>
       </w:r>
       <w:r>
         <w:rPr>
           <w:rFonts w:hint="eastAsia"/>
         </w:rPr>
-        <w:t>AI</w:t>
-      </w:r>
-      <w:r>
-        <w:rPr>
-          <w:rFonts w:hint="eastAsia" w:ascii="Arial" w:hAnsi="Arial" w:cs="Arial"/>
-          <w:color w:val="000000"/>
-          <w:kern w:val="0"/>
-          <w:szCs w:val="24"/>
-        </w:rPr>
-        <w:t>语音交互、适老化界面、远程协助、安全防护等技术，聚焦中老年用户习惯，提供极简、贴心、安全的手机使用辅助，解决上述五大问题：</w:t>
+      </w:r>
+      <w:r>
+        <w:rPr>
+          <w:rFonts w:hint="eastAsia" w:ascii="Arial" w:hAnsi="Arial" w:cs="Arial"/>
+          <w:color w:val="000000"/>
+          <w:kern w:val="0"/>
+          <w:szCs w:val="24"/>
+        </w:rPr>
+      </w:r>
+      <w:r>
+        <w:t>本软件依托适老化界面、远程协助（截图标注）、语音播报等技术，聚焦中老年用户习惯，提供极简、贴心、安全的手机使用辅助，解决上述五大问题：</w:t>
       </w:r>
     </w:p>
     <w:p>
@@ -335,7 +335,9 @@
           <w:kern w:val="0"/>
           <w:szCs w:val="24"/>
         </w:rPr>
-        <w:t>极简交互：大字体、大图标、无广告，一键直达常用功能，支持语音唤醒、方言、慢语速识别。</w:t>
+      </w:r>
+      <w:r>
+        <w:t>极简交互：大字体、大图标、无广告，一键直达常用功能。（语音唤醒、方言、慢语速识别规划为v2.0版本）</w:t>
       </w:r>
     </w:p>
     <w:p>
@@ -360,22 +362,22 @@
           <w:kern w:val="0"/>
           <w:szCs w:val="24"/>
         </w:rPr>
-        <w:t>手把手教学：语音+图文+演示分步教学，覆盖手机基础操作与高频</w:t>
       </w:r>
       <w:r>
         <w:rPr>
           <w:rFonts w:hint="eastAsia"/>
         </w:rPr>
-        <w:t>App</w:t>
-      </w:r>
-      <w:r>
-        <w:rPr>
-          <w:rFonts w:hint="eastAsia" w:ascii="Arial" w:hAnsi="Arial" w:cs="Arial"/>
-          <w:color w:val="000000"/>
-          <w:kern w:val="0"/>
-          <w:szCs w:val="24"/>
-        </w:rPr>
-        <w:t>使用。</w:t>
+      </w:r>
+      <w:r>
+        <w:rPr>
+          <w:rFonts w:hint="eastAsia" w:ascii="Arial" w:hAnsi="Arial" w:cs="Arial"/>
+          <w:color w:val="000000"/>
+          <w:kern w:val="0"/>
+          <w:szCs w:val="24"/>
+        </w:rPr>
+      </w:r>
+      <w:r>
+        <w:t>手把手教学：图文+语音播报+分步演示，覆盖手机基础操作与高频App使用，支持一键朗读步骤说明。</w:t>
       </w:r>
     </w:p>
     <w:p>
@@ -400,7 +402,9 @@
           <w:kern w:val="0"/>
           <w:szCs w:val="24"/>
         </w:rPr>
-        <w:t>一键求助：快速连接人工客服或子女远程协助，即时解决操作难题。</w:t>
+      </w:r>
+      <w:r>
+        <w:t>一键求助：快速连接子女远程协助，支持屏幕截图发送、在线标注（画笔/圆形/箭头/文字）、即时消息沟通，实现手把手远程指导。</w:t>
       </w:r>
     </w:p>
     <w:p>
@@ -425,9 +429,14 @@
           <w:kern w:val="0"/>
           <w:szCs w:val="24"/>
         </w:rPr>
-        <w:t>安全守护：风险弹窗拦截、支付确认提醒、诈骗信息识别，守护使用安全。</w:t>
       </w:r>
       <w:bookmarkStart w:id="0" w:name="_GoBack"/>
+      <w:r>
+        <w:rPr>
+          <w:color w:val="808080"/>
+        </w:rPr>
+        <w:t>安全守护：（规划为v2.0版本）风险弹窗拦截、支付确认提醒、诈骗信息识别，守护使用安全。</w:t>
+      </w:r>
     </w:p>
     <w:p>
       <w:pPr>
@@ -980,7 +989,12 @@
           <w:kern w:val="0"/>
           <w:szCs w:val="24"/>
         </w:rPr>
-        <w:t>语音唤醒与交互：自定义唤醒词，支持方言、慢语速识别，语音指令直达功能，无需手动点击。</w:t>
+      </w:r>
+      <w:r>
+        <w:rPr>
+          <w:color w:val="808080"/>
+        </w:rPr>
+        <w:t>【v2.0规划，本版本预留接口】语音唤醒与交互：自定义唤醒词，支持方言、慢语速识别，语音指令直达功能，无需手动点击。</w:t>
       </w:r>
     </w:p>
     <w:p>
@@ -1030,7 +1044,9 @@
           <w:kern w:val="0"/>
           <w:szCs w:val="24"/>
         </w:rPr>
-        <w:t>基础操作教学：语音+图文+分步演示，覆盖打电话、发微信、连WiFi、看视频、手机设置等基础操作。</w:t>
+      </w:r>
+      <w:r>
+        <w:t>基础操作教学：图文+语音播报+分步演示，覆盖打电话、发微信、连WiFi、看视频、手机设置等基础操作。每步支持一键朗读，播报速度可调（慢速/中速/快速）。</w:t>
       </w:r>
     </w:p>
     <w:p>
@@ -1080,7 +1096,9 @@
           <w:kern w:val="0"/>
           <w:szCs w:val="24"/>
         </w:rPr>
-        <w:t>一键求助服务：一键呼叫人工客服、发起子女远程协助，支持屏幕共享与远程操控指导。</w:t>
+      </w:r>
+      <w:r>
+        <w:t>一键求助服务：一键发起子女远程协助，支持屏幕截图发送、在线标注指导（画笔自由涂鸦、圆形框选、箭头指示、文字说明）、即时消息沟通，实现手把手远程指导。</w:t>
       </w:r>
     </w:p>
     <w:p>
@@ -1105,7 +1123,12 @@
           <w:kern w:val="0"/>
           <w:szCs w:val="24"/>
         </w:rPr>
-        <w:t>安全防护提醒：诈骗链接拦截、支付二次确认、恶意弹窗屏蔽，风险操作实时预警。</w:t>
+      </w:r>
+      <w:r>
+        <w:rPr>
+          <w:color w:val="808080"/>
+        </w:rPr>
+        <w:t>【v2.0规划，本版本提供基础支付确认弹窗】安全防护提醒：诈骗链接拦截、支付二次确认、恶意弹窗屏蔽，风险操作实时预警。</w:t>
       </w:r>
     </w:p>
     <w:p>
@@ -1130,7 +1153,9 @@
           <w:kern w:val="0"/>
           <w:szCs w:val="24"/>
         </w:rPr>
-        <w:t>语音播报与读屏：支持屏幕内容朗读、播报速度调节，辅助视力不佳用户使用。</w:t>
+      </w:r>
+      <w:r>
+        <w:t>语音播报与读屏：支持教程步骤内容一键朗读、播报速度调节（慢速/中速/快速），辅助视力不佳用户使用。</w:t>
       </w:r>
     </w:p>
     <w:p>
@@ -1257,7 +1282,9 @@
           <w:kern w:val="0"/>
           <w:szCs w:val="24"/>
         </w:rPr>
-        <w:t>潜在风险</w:t>
+      </w:r>
+      <w:r>
+        <w:t>潜在风险（本版本）</w:t>
       </w:r>
     </w:p>
     <w:p>
@@ -1295,7 +1322,12 @@
           <w:kern w:val="0"/>
           <w:szCs w:val="24"/>
         </w:rPr>
-        <w:t>识别风险：方言、含糊发音、慢语速的语音识别准确率能否满足中老年使用习惯。</w:t>
+      </w:r>
+      <w:r>
+        <w:rPr>
+          <w:color w:val="808080"/>
+        </w:rPr>
+        <w:t>【后续版本风险】识别风险：方言、含糊发音、慢语速的语音识别准确率能否满足中老年使用习惯。</w:t>
       </w:r>
     </w:p>
     <w:p>
@@ -1333,7 +1365,12 @@
           <w:kern w:val="0"/>
           <w:szCs w:val="24"/>
         </w:rPr>
-        <w:t>安全风险：亲情绑定、远程协助、支付提醒等功能，能否严格保护隐私与财产安全。</w:t>
+      </w:r>
+      <w:r>
+        <w:rPr>
+          <w:color w:val="808080"/>
+        </w:rPr>
+        <w:t>【后续版本风险】安全风险：诈骗拦截、弹窗屏蔽等功能，能否严格保护隐私与财产安全。</w:t>
       </w:r>
     </w:p>
     <w:p>
